--- a/docs/DCP-Product-and-System-Architecture-v1.0.docx
+++ b/docs/DCP-Product-and-System-Architecture-v1.0.docx
@@ -71,7 +71,7 @@
         <w:pStyle w:val="Author"/>
       </w:pPr>
       <w:r>
-        <w:t xml:space="preserve">Amr-Khn</w:t>
+        <w:t xml:space="preserve">AmirCodeLab</w:t>
       </w:r>
     </w:p>
     <w:p>
